--- a/Technogenics_Learning/Docker and Kubernates/Information.docx
+++ b/Technogenics_Learning/Docker and Kubernates/Information.docx
@@ -1,6 +1,6 @@
 
 <file path=word/document.xml><?xml version="1.0" encoding="utf-8"?>
-<w:document xmlns:wpc="http://schemas.microsoft.com/office/word/2010/wordprocessingCanvas" xmlns:cx="http://schemas.microsoft.com/office/drawing/2014/chartex" xmlns:cx1="http://schemas.microsoft.com/office/drawing/2015/9/8/chartex" xmlns:cx2="http://schemas.microsoft.com/office/drawing/2015/10/21/chartex" xmlns:cx3="http://schemas.microsoft.com/office/drawing/2016/5/9/chartex" xmlns:cx4="http://schemas.microsoft.com/office/drawing/2016/5/10/chartex" xmlns:cx5="http://schemas.microsoft.com/office/drawing/2016/5/11/chartex" xmlns:cx6="http://schemas.microsoft.com/office/drawing/2016/5/12/chartex" xmlns:cx7="http://schemas.microsoft.com/office/drawing/2016/5/13/chartex" xmlns:cx8="http://schemas.microsoft.com/office/drawing/2016/5/14/chartex" xmlns:mc="http://schemas.openxmlformats.org/markup-compatibility/2006" xmlns:aink="http://schemas.microsoft.com/office/drawing/2016/ink" xmlns:am3d="http://schemas.microsoft.com/office/drawing/2017/model3d" xmlns:o="urn:schemas-microsoft-com:office:office" xmlns:oel="http://schemas.microsoft.com/office/2019/extlst" xmlns:r="http://schemas.openxmlformats.org/officeDocument/2006/relationships" xmlns:m="http://schemas.openxmlformats.org/officeDocument/2006/math" xmlns:v="urn:schemas-microsoft-com:vml" xmlns:wp14="http://schemas.microsoft.com/office/word/2010/wordprocessingDrawing" xmlns:wp="http://schemas.openxmlformats.org/drawingml/2006/wordprocessingDrawing" xmlns:w10="urn:schemas-microsoft-com:office:word" xmlns:w="http://schemas.openxmlformats.org/wordprocessingml/2006/main" xmlns:w14="http://schemas.microsoft.com/office/word/2010/wordml" xmlns:w15="http://schemas.microsoft.com/office/word/2012/wordml" xmlns:w16cex="http://schemas.microsoft.com/office/word/2018/wordml/cex" xmlns:w16cid="http://schemas.microsoft.com/office/word/2016/wordml/cid" xmlns:w16="http://schemas.microsoft.com/office/word/2018/wordml" xmlns:w16du="http://schemas.microsoft.com/office/word/2023/wordml/word16du" xmlns:w16sdtdh="http://schemas.microsoft.com/office/word/2020/wordml/sdtdatahash" xmlns:w16se="http://schemas.microsoft.com/office/word/2015/wordml/symex" xmlns:wpg="http://schemas.microsoft.com/office/word/2010/wordprocessingGroup" xmlns:wpi="http://schemas.microsoft.com/office/word/2010/wordprocessingInk" xmlns:wne="http://schemas.microsoft.com/office/word/2006/wordml" xmlns:wps="http://schemas.microsoft.com/office/word/2010/wordprocessingShape" mc:Ignorable="w14 w15 w16se w16cid w16 w16cex w16sdtdh w16du wp14">
+<w:document xmlns:wpc="http://schemas.microsoft.com/office/word/2010/wordprocessingCanvas" xmlns:cx="http://schemas.microsoft.com/office/drawing/2014/chartex" xmlns:cx1="http://schemas.microsoft.com/office/drawing/2015/9/8/chartex" xmlns:cx2="http://schemas.microsoft.com/office/drawing/2015/10/21/chartex" xmlns:cx3="http://schemas.microsoft.com/office/drawing/2016/5/9/chartex" xmlns:cx4="http://schemas.microsoft.com/office/drawing/2016/5/10/chartex" xmlns:cx5="http://schemas.microsoft.com/office/drawing/2016/5/11/chartex" xmlns:cx6="http://schemas.microsoft.com/office/drawing/2016/5/12/chartex" xmlns:cx7="http://schemas.microsoft.com/office/drawing/2016/5/13/chartex" xmlns:cx8="http://schemas.microsoft.com/office/drawing/2016/5/14/chartex" xmlns:mc="http://schemas.openxmlformats.org/markup-compatibility/2006" xmlns:aink="http://schemas.microsoft.com/office/drawing/2016/ink" xmlns:am3d="http://schemas.microsoft.com/office/drawing/2017/model3d" xmlns:o="urn:schemas-microsoft-com:office:office" xmlns:oel="http://schemas.microsoft.com/office/2019/extlst" xmlns:r="http://schemas.openxmlformats.org/officeDocument/2006/relationships" xmlns:m="http://schemas.openxmlformats.org/officeDocument/2006/math" xmlns:v="urn:schemas-microsoft-com:vml" xmlns:wp14="http://schemas.microsoft.com/office/word/2010/wordprocessingDrawing" xmlns:wp="http://schemas.openxmlformats.org/drawingml/2006/wordprocessingDrawing" xmlns:w10="urn:schemas-microsoft-com:office:word" xmlns:w="http://schemas.openxmlformats.org/wordprocessingml/2006/main" xmlns:w14="http://schemas.microsoft.com/office/word/2010/wordml" xmlns:w15="http://schemas.microsoft.com/office/word/2012/wordml" xmlns:w16cex="http://schemas.microsoft.com/office/word/2018/wordml/cex" xmlns:w16cid="http://schemas.microsoft.com/office/word/2016/wordml/cid" xmlns:w16="http://schemas.microsoft.com/office/word/2018/wordml" xmlns:w16du="http://schemas.microsoft.com/office/word/2023/wordml/word16du" xmlns:w16sdtdh="http://schemas.microsoft.com/office/word/2020/wordml/sdtdatahash" xmlns:w16sdtfl="http://schemas.microsoft.com/office/word/2024/wordml/sdtformatlock" xmlns:w16se="http://schemas.microsoft.com/office/word/2015/wordml/symex" xmlns:wpg="http://schemas.microsoft.com/office/word/2010/wordprocessingGroup" xmlns:wpi="http://schemas.microsoft.com/office/word/2010/wordprocessingInk" xmlns:wne="http://schemas.microsoft.com/office/word/2006/wordml" xmlns:wps="http://schemas.microsoft.com/office/word/2010/wordprocessingShape" mc:Ignorable="w14 w15 w16se w16cid w16 w16cex w16sdtdh w16sdtfl w16du wp14">
   <w:body>
     <w:p>
       <w:r>
@@ -19,6 +19,59 @@
           <w:bCs/>
         </w:rPr>
       </w:pPr>
+      <w:r>
+        <w:rPr>
+          <w:b/>
+          <w:bCs/>
+        </w:rPr>
+        <w:t>docker build -t '</w:t>
+      </w:r>
+      <w:proofErr w:type="spellStart"/>
+      <w:r>
+        <w:rPr>
+          <w:b/>
+          <w:bCs/>
+        </w:rPr>
+        <w:t>cutom</w:t>
+      </w:r>
+      <w:proofErr w:type="spellEnd"/>
+      <w:r>
+        <w:rPr>
+          <w:b/>
+          <w:bCs/>
+        </w:rPr>
+        <w:t>-build-service-manager' .</w:t>
+      </w:r>
+    </w:p>
+    <w:p>
+      <w:pPr>
+        <w:rPr>
+          <w:b/>
+          <w:bCs/>
+        </w:rPr>
+      </w:pPr>
+    </w:p>
+    <w:p>
+      <w:pPr>
+        <w:rPr>
+          <w:b/>
+          <w:bCs/>
+        </w:rPr>
+      </w:pPr>
+      <w:r>
+        <w:rPr>
+          <w:b/>
+          <w:bCs/>
+        </w:rPr>
+        <w:t xml:space="preserve">docker run --env-file .env dcaa4af9682e   </w:t>
+      </w:r>
+      <w:r>
+        <w:rPr>
+          <w:b/>
+          <w:bCs/>
+        </w:rPr>
+        <w:t xml:space="preserve">             point to env file and build id</w:t>
+      </w:r>
     </w:p>
     <w:p>
       <w:r>
@@ -440,6 +493,7 @@
     </w:p>
     <w:p>
       <w:r>
+        <w:lastRenderedPageBreak/>
         <w:tab/>
         <w:t xml:space="preserve">But Minikube also provides command </w:t>
       </w:r>
@@ -499,10 +553,8 @@
           <w:sz w:val="22"/>
           <w:szCs w:val="22"/>
         </w:rPr>
-        <w:lastRenderedPageBreak/>
         <w:t xml:space="preserve">If you </w:t>
       </w:r>
-      <w:proofErr w:type="gramStart"/>
       <w:r>
         <w:rPr>
           <w:sz w:val="22"/>
@@ -510,7 +562,6 @@
         </w:rPr>
         <w:t>set –driver</w:t>
       </w:r>
-      <w:proofErr w:type="gramEnd"/>
       <w:r>
         <w:rPr>
           <w:sz w:val="22"/>
@@ -690,7 +741,6 @@
         <w:t xml:space="preserve"> </w:t>
       </w:r>
       <w:proofErr w:type="spellStart"/>
-      <w:proofErr w:type="gramStart"/>
       <w:r>
         <w:rPr>
           <w:highlight w:val="yellow"/>
@@ -698,7 +748,6 @@
         <w:t>used</w:t>
       </w:r>
       <w:proofErr w:type="spellEnd"/>
-      <w:proofErr w:type="gramEnd"/>
       <w:r>
         <w:rPr>
           <w:highlight w:val="yellow"/>
@@ -864,6 +913,7 @@
           <w:b/>
           <w:bCs/>
         </w:rPr>
+        <w:lastRenderedPageBreak/>
         <w:t>kubectl get pods</w:t>
       </w:r>
       <w:r>
@@ -921,7 +971,6 @@
           <w:b/>
           <w:bCs/>
         </w:rPr>
-        <w:lastRenderedPageBreak/>
         <w:t>kubectl get namespaces</w:t>
       </w:r>
       <w:r>
@@ -1236,7 +1285,6 @@
     </w:p>
     <w:p>
       <w:r>
-        <w:lastRenderedPageBreak/>
         <w:t xml:space="preserve"> </w:t>
       </w:r>
       <w:r>
@@ -1507,6 +1555,7 @@
     <w:p/>
     <w:p>
       <w:r>
+        <w:lastRenderedPageBreak/>
         <w:t>Re</w:t>
       </w:r>
       <w:r>
@@ -1541,7 +1590,6 @@
     </w:p>
     <w:p>
       <w:r>
-        <w:lastRenderedPageBreak/>
         <w:t xml:space="preserve">K get pods return the pod </w:t>
       </w:r>
       <w:r>
@@ -1829,6 +1877,7 @@
           <w:bCs/>
           <w:color w:val="000000" w:themeColor="text1"/>
         </w:rPr>
+        <w:lastRenderedPageBreak/>
         <w:t>docker port minikube 22</w:t>
       </w:r>
     </w:p>
@@ -1958,7 +2007,23 @@
         <w:t xml:space="preserve">managed </w:t>
       </w:r>
       <w:r>
-        <w:t>by Kubernetes and which are allowed any of the p</w:t>
+        <w:t xml:space="preserve">by </w:t>
+      </w:r>
+      <w:proofErr w:type="gramStart"/>
+      <w:r>
+        <w:t>Kubernetes</w:t>
+      </w:r>
+      <w:proofErr w:type="gramEnd"/>
+      <w:r>
+        <w:t xml:space="preserve"> and which are </w:t>
+      </w:r>
+      <w:proofErr w:type="gramStart"/>
+      <w:r>
+        <w:t>allowed</w:t>
+      </w:r>
+      <w:proofErr w:type="gramEnd"/>
+      <w:r>
+        <w:t xml:space="preserve"> any of the p</w:t>
       </w:r>
       <w:r>
         <w:t>od</w:t>
@@ -2058,7 +2123,35 @@
         <w:rPr>
           <w:highlight w:val="yellow"/>
         </w:rPr>
-        <w:t>ver run on the port 80</w:t>
+        <w:t xml:space="preserve">ver </w:t>
+      </w:r>
+      <w:proofErr w:type="gramStart"/>
+      <w:r>
+        <w:rPr>
+          <w:highlight w:val="yellow"/>
+        </w:rPr>
+        <w:t>run</w:t>
+      </w:r>
+      <w:proofErr w:type="gramEnd"/>
+      <w:r>
+        <w:rPr>
+          <w:highlight w:val="yellow"/>
+        </w:rPr>
+        <w:t xml:space="preserve"> on </w:t>
+      </w:r>
+      <w:proofErr w:type="gramStart"/>
+      <w:r>
+        <w:rPr>
+          <w:highlight w:val="yellow"/>
+        </w:rPr>
+        <w:t>the port</w:t>
+      </w:r>
+      <w:proofErr w:type="gramEnd"/>
+      <w:r>
+        <w:rPr>
+          <w:highlight w:val="yellow"/>
+        </w:rPr>
+        <w:t xml:space="preserve"> 80</w:t>
       </w:r>
       <w:r>
         <w:t xml:space="preserve"> .</w:t>
@@ -2346,7 +2439,7 @@
 </file>
 
 <file path=word/numbering.xml><?xml version="1.0" encoding="utf-8"?>
-<w:numbering xmlns:wpc="http://schemas.microsoft.com/office/word/2010/wordprocessingCanvas" xmlns:cx="http://schemas.microsoft.com/office/drawing/2014/chartex" xmlns:cx1="http://schemas.microsoft.com/office/drawing/2015/9/8/chartex" xmlns:cx2="http://schemas.microsoft.com/office/drawing/2015/10/21/chartex" xmlns:cx3="http://schemas.microsoft.com/office/drawing/2016/5/9/chartex" xmlns:cx4="http://schemas.microsoft.com/office/drawing/2016/5/10/chartex" xmlns:cx5="http://schemas.microsoft.com/office/drawing/2016/5/11/chartex" xmlns:cx6="http://schemas.microsoft.com/office/drawing/2016/5/12/chartex" xmlns:cx7="http://schemas.microsoft.com/office/drawing/2016/5/13/chartex" xmlns:cx8="http://schemas.microsoft.com/office/drawing/2016/5/14/chartex" xmlns:mc="http://schemas.openxmlformats.org/markup-compatibility/2006" xmlns:aink="http://schemas.microsoft.com/office/drawing/2016/ink" xmlns:am3d="http://schemas.microsoft.com/office/drawing/2017/model3d" xmlns:o="urn:schemas-microsoft-com:office:office" xmlns:oel="http://schemas.microsoft.com/office/2019/extlst" xmlns:r="http://schemas.openxmlformats.org/officeDocument/2006/relationships" xmlns:m="http://schemas.openxmlformats.org/officeDocument/2006/math" xmlns:v="urn:schemas-microsoft-com:vml" xmlns:wp14="http://schemas.microsoft.com/office/word/2010/wordprocessingDrawing" xmlns:wp="http://schemas.openxmlformats.org/drawingml/2006/wordprocessingDrawing" xmlns:w10="urn:schemas-microsoft-com:office:word" xmlns:w="http://schemas.openxmlformats.org/wordprocessingml/2006/main" xmlns:w14="http://schemas.microsoft.com/office/word/2010/wordml" xmlns:w15="http://schemas.microsoft.com/office/word/2012/wordml" xmlns:w16cex="http://schemas.microsoft.com/office/word/2018/wordml/cex" xmlns:w16cid="http://schemas.microsoft.com/office/word/2016/wordml/cid" xmlns:w16="http://schemas.microsoft.com/office/word/2018/wordml" xmlns:w16du="http://schemas.microsoft.com/office/word/2023/wordml/word16du" xmlns:w16sdtdh="http://schemas.microsoft.com/office/word/2020/wordml/sdtdatahash" xmlns:w16se="http://schemas.microsoft.com/office/word/2015/wordml/symex" xmlns:wpg="http://schemas.microsoft.com/office/word/2010/wordprocessingGroup" xmlns:wpi="http://schemas.microsoft.com/office/word/2010/wordprocessingInk" xmlns:wne="http://schemas.microsoft.com/office/word/2006/wordml" xmlns:wps="http://schemas.microsoft.com/office/word/2010/wordprocessingShape" mc:Ignorable="w14 w15 w16se w16cid w16 w16cex w16sdtdh w16du wp14">
+<w:numbering xmlns:wpc="http://schemas.microsoft.com/office/word/2010/wordprocessingCanvas" xmlns:cx="http://schemas.microsoft.com/office/drawing/2014/chartex" xmlns:cx1="http://schemas.microsoft.com/office/drawing/2015/9/8/chartex" xmlns:cx2="http://schemas.microsoft.com/office/drawing/2015/10/21/chartex" xmlns:cx3="http://schemas.microsoft.com/office/drawing/2016/5/9/chartex" xmlns:cx4="http://schemas.microsoft.com/office/drawing/2016/5/10/chartex" xmlns:cx5="http://schemas.microsoft.com/office/drawing/2016/5/11/chartex" xmlns:cx6="http://schemas.microsoft.com/office/drawing/2016/5/12/chartex" xmlns:cx7="http://schemas.microsoft.com/office/drawing/2016/5/13/chartex" xmlns:cx8="http://schemas.microsoft.com/office/drawing/2016/5/14/chartex" xmlns:mc="http://schemas.openxmlformats.org/markup-compatibility/2006" xmlns:aink="http://schemas.microsoft.com/office/drawing/2016/ink" xmlns:am3d="http://schemas.microsoft.com/office/drawing/2017/model3d" xmlns:o="urn:schemas-microsoft-com:office:office" xmlns:oel="http://schemas.microsoft.com/office/2019/extlst" xmlns:r="http://schemas.openxmlformats.org/officeDocument/2006/relationships" xmlns:m="http://schemas.openxmlformats.org/officeDocument/2006/math" xmlns:v="urn:schemas-microsoft-com:vml" xmlns:wp14="http://schemas.microsoft.com/office/word/2010/wordprocessingDrawing" xmlns:wp="http://schemas.openxmlformats.org/drawingml/2006/wordprocessingDrawing" xmlns:w10="urn:schemas-microsoft-com:office:word" xmlns:w="http://schemas.openxmlformats.org/wordprocessingml/2006/main" xmlns:w14="http://schemas.microsoft.com/office/word/2010/wordml" xmlns:w15="http://schemas.microsoft.com/office/word/2012/wordml" xmlns:w16cex="http://schemas.microsoft.com/office/word/2018/wordml/cex" xmlns:w16cid="http://schemas.microsoft.com/office/word/2016/wordml/cid" xmlns:w16="http://schemas.microsoft.com/office/word/2018/wordml" xmlns:w16du="http://schemas.microsoft.com/office/word/2023/wordml/word16du" xmlns:w16sdtdh="http://schemas.microsoft.com/office/word/2020/wordml/sdtdatahash" xmlns:w16sdtfl="http://schemas.microsoft.com/office/word/2024/wordml/sdtformatlock" xmlns:w16se="http://schemas.microsoft.com/office/word/2015/wordml/symex" xmlns:wpg="http://schemas.microsoft.com/office/word/2010/wordprocessingGroup" xmlns:wpi="http://schemas.microsoft.com/office/word/2010/wordprocessingInk" xmlns:wne="http://schemas.microsoft.com/office/word/2006/wordml" xmlns:wps="http://schemas.microsoft.com/office/word/2010/wordprocessingShape" mc:Ignorable="w14 w15 w16se w16cid w16 w16cex w16sdtdh w16sdtfl w16du wp14">
   <w:abstractNum w:abstractNumId="0" w15:restartNumberingAfterBreak="0">
     <w:nsid w:val="15FE691D"/>
     <w:multiLevelType w:val="multilevel"/>
@@ -2471,7 +2564,7 @@
 </file>
 
 <file path=word/styles.xml><?xml version="1.0" encoding="utf-8"?>
-<w:styles xmlns:mc="http://schemas.openxmlformats.org/markup-compatibility/2006" xmlns:r="http://schemas.openxmlformats.org/officeDocument/2006/relationships" xmlns:w="http://schemas.openxmlformats.org/wordprocessingml/2006/main" xmlns:w14="http://schemas.microsoft.com/office/word/2010/wordml" xmlns:w15="http://schemas.microsoft.com/office/word/2012/wordml" xmlns:w16cex="http://schemas.microsoft.com/office/word/2018/wordml/cex" xmlns:w16cid="http://schemas.microsoft.com/office/word/2016/wordml/cid" xmlns:w16="http://schemas.microsoft.com/office/word/2018/wordml" xmlns:w16du="http://schemas.microsoft.com/office/word/2023/wordml/word16du" xmlns:w16sdtdh="http://schemas.microsoft.com/office/word/2020/wordml/sdtdatahash" xmlns:w16se="http://schemas.microsoft.com/office/word/2015/wordml/symex" mc:Ignorable="w14 w15 w16se w16cid w16 w16cex w16sdtdh w16du">
+<w:styles xmlns:mc="http://schemas.openxmlformats.org/markup-compatibility/2006" xmlns:r="http://schemas.openxmlformats.org/officeDocument/2006/relationships" xmlns:w="http://schemas.openxmlformats.org/wordprocessingml/2006/main" xmlns:w14="http://schemas.microsoft.com/office/word/2010/wordml" xmlns:w15="http://schemas.microsoft.com/office/word/2012/wordml" xmlns:w16cex="http://schemas.microsoft.com/office/word/2018/wordml/cex" xmlns:w16cid="http://schemas.microsoft.com/office/word/2016/wordml/cid" xmlns:w16="http://schemas.microsoft.com/office/word/2018/wordml" xmlns:w16du="http://schemas.microsoft.com/office/word/2023/wordml/word16du" xmlns:w16sdtdh="http://schemas.microsoft.com/office/word/2020/wordml/sdtdatahash" xmlns:w16sdtfl="http://schemas.microsoft.com/office/word/2024/wordml/sdtformatlock" xmlns:w16se="http://schemas.microsoft.com/office/word/2015/wordml/symex" mc:Ignorable="w14 w15 w16se w16cid w16 w16cex w16sdtdh w16sdtfl w16du">
   <w:docDefaults>
     <w:rPrDefault>
       <w:rPr>
